--- a/Progres-Fatimah/Jurnal Submit/submit/IJTB/Agusrawati/DATA PENULIS Jurnal TB Sultra.docx
+++ b/Progres-Fatimah/Jurnal Submit/submit/IJTB/Agusrawati/DATA PENULIS Jurnal TB Sultra.docx
@@ -37,13 +37,13 @@
       </w:tblPr>
       <w:tblGrid>
         <w:gridCol w:w="510"/>
-        <w:gridCol w:w="1285"/>
-        <w:gridCol w:w="1299"/>
+        <w:gridCol w:w="1307"/>
+        <w:gridCol w:w="1297"/>
         <w:gridCol w:w="1563"/>
-        <w:gridCol w:w="1483"/>
+        <w:gridCol w:w="1482"/>
         <w:gridCol w:w="2874"/>
-        <w:gridCol w:w="1073"/>
-        <w:gridCol w:w="2204"/>
+        <w:gridCol w:w="1069"/>
+        <w:gridCol w:w="2189"/>
         <w:gridCol w:w="1657"/>
       </w:tblGrid>
       <w:tr>
@@ -272,8 +272,13 @@
                 <w:vertAlign w:val="superscript"/>
               </w:rPr>
             </w:pPr>
-            <w:r>
-              <w:t xml:space="preserve">Agusrawati, </w:t>
+            <w:proofErr w:type="spellStart"/>
+            <w:r>
+              <w:t>Agusrawati</w:t>
+            </w:r>
+            <w:proofErr w:type="spellEnd"/>
+            <w:r>
+              <w:t xml:space="preserve">, </w:t>
             </w:r>
             <w:proofErr w:type="spellStart"/>
             <w:r>
@@ -284,10 +289,12 @@
               <w:t xml:space="preserve">., </w:t>
             </w:r>
             <w:proofErr w:type="spellStart"/>
+            <w:proofErr w:type="gramStart"/>
             <w:r>
               <w:t>M.Si</w:t>
             </w:r>
             <w:proofErr w:type="spellEnd"/>
+            <w:proofErr w:type="gramEnd"/>
             <w:r>
               <w:t>*</w:t>
             </w:r>
@@ -444,21 +451,19 @@
               <w:rPr>
                 <w:rFonts w:cstheme="minorHAnsi"/>
               </w:rPr>
-              <w:t xml:space="preserve">Dr. </w:t>
-            </w:r>
-            <w:proofErr w:type="spellStart"/>
-            <w:r>
-              <w:rPr>
-                <w:rFonts w:cstheme="minorHAnsi"/>
-              </w:rPr>
-              <w:t>Baharuddn</w:t>
-            </w:r>
-            <w:proofErr w:type="spellEnd"/>
-            <w:r>
-              <w:rPr>
-                <w:rFonts w:cstheme="minorHAnsi"/>
-              </w:rPr>
-              <w:t xml:space="preserve">, </w:t>
+              <w:t>Dr. Baharudd</w:t>
+            </w:r>
+            <w:r>
+              <w:rPr>
+                <w:rFonts w:cstheme="minorHAnsi"/>
+              </w:rPr>
+              <w:t>i</w:t>
+            </w:r>
+            <w:r>
+              <w:rPr>
+                <w:rFonts w:cstheme="minorHAnsi"/>
+              </w:rPr>
+              <w:t xml:space="preserve">n, </w:t>
             </w:r>
             <w:proofErr w:type="spellStart"/>
             <w:r>
@@ -725,10 +730,12 @@
               <w:t xml:space="preserve">., </w:t>
             </w:r>
             <w:proofErr w:type="spellStart"/>
+            <w:proofErr w:type="gramStart"/>
             <w:r>
               <w:t>M.Si</w:t>
             </w:r>
             <w:proofErr w:type="spellEnd"/>
+            <w:proofErr w:type="gramEnd"/>
           </w:p>
         </w:tc>
         <w:tc>
@@ -902,6 +909,7 @@
           </w:tcPr>
           <w:p>
             <w:proofErr w:type="spellStart"/>
+            <w:proofErr w:type="gramStart"/>
             <w:r>
               <w:t>Dr</w:t>
             </w:r>
@@ -909,12 +917,21 @@
               <w:t>.Lilis</w:t>
             </w:r>
             <w:proofErr w:type="spellEnd"/>
-            <w:r>
-              <w:t xml:space="preserve"> Laome, S.Si.,</w:t>
-            </w:r>
-            <w:proofErr w:type="spellStart"/>
-            <w:r>
-              <w:t>M.Si</w:t>
+            <w:proofErr w:type="gramEnd"/>
+            <w:r>
+              <w:t xml:space="preserve"> Laome, S.Si</w:t>
+            </w:r>
+            <w:proofErr w:type="gramStart"/>
+            <w:r>
+              <w:t>.,</w:t>
+            </w:r>
+            <w:proofErr w:type="spellStart"/>
+            <w:r>
+              <w:t>M</w:t>
+            </w:r>
+            <w:proofErr w:type="gramEnd"/>
+            <w:r>
+              <w:t>.Si</w:t>
             </w:r>
             <w:proofErr w:type="spellEnd"/>
           </w:p>
@@ -1073,11 +1090,19 @@
           </w:tcPr>
           <w:p>
             <w:r>
-              <w:t>Irma Yahya, S.Si.,</w:t>
-            </w:r>
-            <w:proofErr w:type="spellStart"/>
-            <w:r>
-              <w:t>M.Si</w:t>
+              <w:t>Irma Yahya, S.Si</w:t>
+            </w:r>
+            <w:proofErr w:type="gramStart"/>
+            <w:r>
+              <w:t>.,</w:t>
+            </w:r>
+            <w:proofErr w:type="spellStart"/>
+            <w:r>
+              <w:t>M</w:t>
+            </w:r>
+            <w:proofErr w:type="gramEnd"/>
+            <w:r>
+              <w:t>.Si</w:t>
             </w:r>
             <w:proofErr w:type="spellEnd"/>
           </w:p>
@@ -1380,12 +1405,17 @@
     <w:p/>
     <w:p>
       <w:proofErr w:type="spellStart"/>
+      <w:proofErr w:type="gramStart"/>
       <w:r>
         <w:t>Keterangan</w:t>
       </w:r>
       <w:proofErr w:type="spellEnd"/>
       <w:r>
-        <w:t xml:space="preserve"> : </w:t>
+        <w:t xml:space="preserve"> :</w:t>
+      </w:r>
+      <w:proofErr w:type="gramEnd"/>
+      <w:r>
+        <w:t xml:space="preserve"> </w:t>
       </w:r>
       <w:proofErr w:type="spellStart"/>
       <w:r>
@@ -1417,7 +1447,15 @@
       </w:r>
       <w:proofErr w:type="spellEnd"/>
       <w:r>
-        <w:t xml:space="preserve"> ( * ) di </w:t>
+        <w:t xml:space="preserve"> </w:t>
+      </w:r>
+      <w:proofErr w:type="gramStart"/>
+      <w:r>
+        <w:t>( *</w:t>
+      </w:r>
+      <w:proofErr w:type="gramEnd"/>
+      <w:r>
+        <w:t xml:space="preserve"> ) di </w:t>
       </w:r>
       <w:proofErr w:type="spellStart"/>
       <w:r>
